--- a/docs/Informe_Turismo_TDF - Entrega 2.docx
+++ b/docs/Informe_Turismo_TDF - Entrega 2.docx
@@ -1148,7 +1148,6 @@
             <w:pPr>
               <w:jc w:val="center"/>
             </w:pPr>
-            <w:proofErr w:type="spellStart"/>
             <w:r>
               <w:rPr>
                 <w:b/>
@@ -1157,18 +1156,7 @@
                 <w:sz w:val="20"/>
                 <w:szCs w:val="20"/>
               </w:rPr>
-              <w:t>N°</w:t>
-            </w:r>
-            <w:proofErr w:type="spellEnd"/>
-            <w:r>
-              <w:rPr>
-                <w:b/>
-                <w:bCs/>
-                <w:color w:val="1F4E79"/>
-                <w:sz w:val="20"/>
-                <w:szCs w:val="20"/>
-              </w:rPr>
-              <w:t xml:space="preserve"> </w:t>
+              <w:t xml:space="preserve">N° </w:t>
             </w:r>
             <w:proofErr w:type="spellStart"/>
             <w:r>
@@ -5133,6 +5121,21 @@
     </w:p>
     <w:p>
       <w:pPr>
+        <w:spacing w:before="60" w:after="100"/>
+        <w:jc w:val="both"/>
+      </w:pPr>
+      <w:hyperlink r:id="rId8" w:history="1">
+        <w:r>
+          <w:rPr>
+            <w:rStyle w:val="Hipervnculo"/>
+            <w:highlight w:val="lightGray"/>
+          </w:rPr>
+          <w:t>https://github.com/Gasparlorenzo/parcial.git</w:t>
+        </w:r>
+      </w:hyperlink>
+    </w:p>
+    <w:p>
+      <w:pPr>
         <w:spacing w:before="60" w:after="60"/>
       </w:pPr>
     </w:p>
@@ -5237,8 +5240,8 @@
       </w:r>
     </w:p>
     <w:sectPr>
-      <w:headerReference w:type="default" r:id="rId8"/>
-      <w:footerReference w:type="default" r:id="rId9"/>
+      <w:headerReference w:type="default" r:id="rId9"/>
+      <w:footerReference w:type="default" r:id="rId10"/>
       <w:pgSz w:w="12240" w:h="15840"/>
       <w:pgMar w:top="1440" w:right="1440" w:bottom="1440" w:left="1440" w:header="708" w:footer="708" w:gutter="0"/>
       <w:cols w:space="720"/>
@@ -6074,7 +6077,6 @@
   <w:style w:type="character" w:default="1" w:styleId="Fuentedeprrafopredeter">
     <w:name w:val="Default Paragraph Font"/>
     <w:uiPriority w:val="1"/>
-    <w:semiHidden/>
     <w:unhideWhenUsed/>
   </w:style>
   <w:style w:type="table" w:default="1" w:styleId="Tablanormal">
@@ -6231,6 +6233,18 @@
     <w:link w:val="Piedepgina"/>
     <w:uiPriority w:val="99"/>
     <w:rsid w:val="00D01FB4"/>
+  </w:style>
+  <w:style w:type="character" w:styleId="Mencinsinresolver">
+    <w:name w:val="Unresolved Mention"/>
+    <w:basedOn w:val="Fuentedeprrafopredeter"/>
+    <w:uiPriority w:val="99"/>
+    <w:semiHidden/>
+    <w:unhideWhenUsed/>
+    <w:rsid w:val="00A1649E"/>
+    <w:rPr>
+      <w:color w:val="605E5C"/>
+      <w:shd w:val="clear" w:color="auto" w:fill="E1DFDD"/>
+    </w:rPr>
   </w:style>
 </w:styles>
 </file>
